--- a/content/posts/11-deepseek-reasonix-codewhale-guide/DeepSeek 又降价了：普通人怎么把它接进 Reasonix 和 CodeWhale？.docx
+++ b/content/posts/11-deepseek-reasonix-codewhale-guide/DeepSeek 又降价了：普通人怎么把它接进 Reasonix 和 CodeWhale？.docx
@@ -20,7 +20,7 @@
           <w:color w:val="646464"/>
           <w:sz w:val="20"/>
         </w:rPr>
-        <w:t>DeepSeek 工具上手指南  关注微信公众号 **AI技趣星球**，一起用技术创造乐趣。  本文写作时间：2026 年 6 月 3 日。模型价格和工具名称可能会变，动手前以官网为准。</w:t>
+        <w:t>DeepSeek 工具上手指南  关注微信公众号 **AI技趣星球**，回复MF 一起用技术创造乐趣。  本文写作时间：2026 年 6 月 3 日。模型价格和工具名称可能会变，动手前以官网为准。</w:t>
       </w:r>
     </w:p>
     <w:p>
@@ -96,10 +96,7 @@
     </w:p>
     <w:p>
       <w:r>
-        <w:rPr>
-          <w:b/>
-        </w:rPr>
-        <w:t>一句话结论：DeepSeek 便宜之后，最适合普通人的用法不是拿来闲聊，而是接进编程 Agent，让它读项目、改文件、跑命令。Reasonix 更适合新手稳稳上手，CodeWhale 更适合喜欢终端、想要轻量操作的人。</w:t>
+        <w:t>这篇的重点很简单：DeepSeek 便宜之后，最适合普通人的用法不是拿来闲聊，而是接进编程 Agent，让它读项目、改文件、跑命令。Reasonix 更适合新手稳稳上手，CodeWhale 更适合喜欢终端、想要轻量操作的人。</w:t>
       </w:r>
     </w:p>
     <w:p>
@@ -125,7 +122,7 @@
         <w:pStyle w:val="Heading2"/>
       </w:pPr>
       <w:r>
-        <w:t>先说人话：API 降价，等于“请助理的时薪变低了”</w:t>
+        <w:t>API 降价，等于“请助理的时薪变低了”</w:t>
       </w:r>
     </w:p>
     <w:p>
@@ -159,6 +156,45 @@
     <w:p>
       <w:r>
         <w:t>DeepSeek 官方在价格页里列出的写作时价格是：</w:t>
+      </w:r>
+    </w:p>
+    <w:p>
+      <w:pPr>
+        <w:jc w:val="center"/>
+      </w:pPr>
+      <w:r>
+        <w:drawing>
+          <wp:inline xmlns:a="http://schemas.openxmlformats.org/drawingml/2006/main" xmlns:pic="http://schemas.openxmlformats.org/drawingml/2006/picture">
+            <wp:extent cx="5040000" cy="3430000"/>
+            <wp:docPr id="1" name="Picture 1"/>
+            <wp:cNvGraphicFramePr>
+              <a:graphicFrameLocks noChangeAspect="1"/>
+            </wp:cNvGraphicFramePr>
+            <a:graphic>
+              <a:graphicData uri="http://schemas.openxmlformats.org/drawingml/2006/picture">
+                <pic:pic>
+                  <pic:nvPicPr>
+                    <pic:cNvPr id="0" name="scene1-deepseek-pricing.png"/>
+                    <pic:cNvPicPr/>
+                  </pic:nvPicPr>
+                  <pic:blipFill>
+                    <a:blip r:embed="rId9"/>
+                    <a:stretch>
+                      <a:fillRect/>
+                    </a:stretch>
+                  </pic:blipFill>
+                  <pic:spPr>
+                    <a:xfrm>
+                      <a:off x="0" y="0"/>
+                      <a:ext cx="5040000" cy="3430000"/>
+                    </a:xfrm>
+                    <a:prstGeom prst="rect"/>
+                  </pic:spPr>
+                </pic:pic>
+              </a:graphicData>
+            </a:graphic>
+          </wp:inline>
+        </w:drawing>
       </w:r>
     </w:p>
     <w:tbl>
@@ -416,6 +452,45 @@
     <w:p>
       <w:r>
         <w:t>腾讯云在 2026 年 6 月 3 日也宣布下调 DeepSeek-V4 模型价格：</w:t>
+      </w:r>
+    </w:p>
+    <w:p>
+      <w:pPr>
+        <w:jc w:val="center"/>
+      </w:pPr>
+      <w:r>
+        <w:drawing>
+          <wp:inline xmlns:a="http://schemas.openxmlformats.org/drawingml/2006/main" xmlns:pic="http://schemas.openxmlformats.org/drawingml/2006/picture">
+            <wp:extent cx="5040000" cy="3430000"/>
+            <wp:docPr id="2" name="Picture 2"/>
+            <wp:cNvGraphicFramePr>
+              <a:graphicFrameLocks noChangeAspect="1"/>
+            </wp:cNvGraphicFramePr>
+            <a:graphic>
+              <a:graphicData uri="http://schemas.openxmlformats.org/drawingml/2006/picture">
+                <pic:pic>
+                  <pic:nvPicPr>
+                    <pic:cNvPr id="0" name="scene3-tencent-deepseek-price-cut.png"/>
+                    <pic:cNvPicPr/>
+                  </pic:nvPicPr>
+                  <pic:blipFill>
+                    <a:blip r:embed="rId10"/>
+                    <a:stretch>
+                      <a:fillRect/>
+                    </a:stretch>
+                  </pic:blipFill>
+                  <pic:spPr>
+                    <a:xfrm>
+                      <a:off x="0" y="0"/>
+                      <a:ext cx="5040000" cy="3430000"/>
+                    </a:xfrm>
+                    <a:prstGeom prst="rect"/>
+                  </pic:spPr>
+                </pic:pic>
+              </a:graphicData>
+            </a:graphic>
+          </wp:inline>
+        </w:drawing>
       </w:r>
     </w:p>
     <w:tbl>
@@ -1117,6 +1192,45 @@
       </w:r>
     </w:p>
     <w:p>
+      <w:pPr>
+        <w:jc w:val="center"/>
+      </w:pPr>
+      <w:r>
+        <w:drawing>
+          <wp:inline xmlns:a="http://schemas.openxmlformats.org/drawingml/2006/main" xmlns:pic="http://schemas.openxmlformats.org/drawingml/2006/picture">
+            <wp:extent cx="5040000" cy="3430000"/>
+            <wp:docPr id="3" name="Picture 3"/>
+            <wp:cNvGraphicFramePr>
+              <a:graphicFrameLocks noChangeAspect="1"/>
+            </wp:cNvGraphicFramePr>
+            <a:graphic>
+              <a:graphicData uri="http://schemas.openxmlformats.org/drawingml/2006/picture">
+                <pic:pic>
+                  <pic:nvPicPr>
+                    <pic:cNvPr id="0" name="scene2-reasonix-docs.png"/>
+                    <pic:cNvPicPr/>
+                  </pic:nvPicPr>
+                  <pic:blipFill>
+                    <a:blip r:embed="rId11"/>
+                    <a:stretch>
+                      <a:fillRect/>
+                    </a:stretch>
+                  </pic:blipFill>
+                  <pic:spPr>
+                    <a:xfrm>
+                      <a:off x="0" y="0"/>
+                      <a:ext cx="5040000" cy="3430000"/>
+                    </a:xfrm>
+                    <a:prstGeom prst="rect"/>
+                  </pic:spPr>
+                </pic:pic>
+              </a:graphicData>
+            </a:graphic>
+          </wp:inline>
+        </w:drawing>
+      </w:r>
+    </w:p>
+    <w:p>
       <w:r>
         <w:t>Reasonix 是 DeepSeek 官方文档里列出的 AI 编程 Agent。</w:t>
       </w:r>
@@ -1571,7 +1685,7 @@
     </w:p>
     <w:p>
       <w:r>
-        <w:t>CodeWhale 是 DeepSeek 推出的终端编程工具。</w:t>
+        <w:t>CodeWhale 是一个面向 DeepSeek V4 的开源终端编程工具。</w:t>
       </w:r>
     </w:p>
     <w:p>
@@ -3113,12 +3227,12 @@
         <w:pStyle w:val="Heading2"/>
       </w:pPr>
       <w:r>
-        <w:t>今天的小结</w:t>
+        <w:t>最后收一下</w:t>
       </w:r>
     </w:p>
     <w:p>
       <w:r>
-        <w:t>今天只需要记住 3 件事：</w:t>
+        <w:t>这篇先带走 3 件事：</w:t>
       </w:r>
     </w:p>
     <w:p>
@@ -3293,7 +3407,7 @@
         <w:pStyle w:val="ListBullet"/>
       </w:pPr>
       <w:r>
-        <w:t>腾讯云 DeepSeek 模型公告与价格页：https://cloud.tencent.com/product/deepseek</w:t>
+        <w:t>腾讯云 DeepSeek-V4 系列模型降价公告：https://cloud.tencent.com/announce/detail/2308</w:t>
       </w:r>
     </w:p>
     <w:p>
